--- a/latest/SR.docx
+++ b/latest/SR.docx
@@ -968,10 +968,10 @@
         </w:numPr>
       </w:pPr>
       <w:r>
-        <w:t xml:space="preserve">Relationship to Section </w:t>
-      </w:r>
-      <w:r>
-        <w:t xml:space="preserve">“</w:t>
+        <w:t xml:space="preserve">Relationship to</w:t>
+      </w:r>
+      <w:r>
+        <w:t xml:space="preserve"> </w:t>
       </w:r>
       <w:hyperlink w:anchor="sec:rac-muncer-sr">
         <w:r>
@@ -982,9 +982,6 @@
         </w:r>
       </w:hyperlink>
       <w:r>
-        <w:t xml:space="preserve">”</w:t>
-      </w:r>
-      <w:r>
         <w:t xml:space="preserve">. Traceability requires an estimate of measurement uncertainty.</w:t>
       </w:r>
     </w:p>
@@ -3348,7 +3345,7 @@
     </w:p>
     <w:bookmarkEnd w:id="98"/>
     <w:bookmarkEnd w:id="99"/>
-    <w:bookmarkStart w:id="103" w:name="sec:meta-odqual-sr"/>
+    <w:bookmarkStart w:id="103" w:name="sec:meta-odqual"/>
     <w:p>
       <w:pPr>
         <w:pStyle w:val="berschrift4"/>
@@ -3380,7 +3377,7 @@
         <w:rPr>
           <w:rStyle w:val="VerbatimChar"/>
         </w:rPr>
-        <w:t xml:space="preserve">meta-odqual-sr</w:t>
+        <w:t xml:space="preserve">meta-odqual</w:t>
       </w:r>
     </w:p>
     <w:bookmarkStart w:id="100" w:name="threshold-requirements-16"/>
@@ -3523,7 +3520,7 @@
         <w:t xml:space="preserve"> </w:t>
       </w:r>
       <w:r>
-        <w:t xml:space="preserve">Whether the metadata is provided in a single record relevant to all pixels, or separately for each pixel, is at the discretion of the data provider.</w:t>
+        <w:t xml:space="preserve">Whether the metadata is provided in a single record relevant to all pixels or separately for each pixel is at the discretion of the data provider.</w:t>
       </w:r>
       <w:r>
         <w:t xml:space="preserve"> </w:t>
@@ -5346,10 +5343,10 @@
         <w:pStyle w:val="FirstParagraph"/>
       </w:pPr>
       <w:r>
-        <w:t xml:space="preserve">Surface Reflectance measurements are SI traceable (see also Section </w:t>
-      </w:r>
-      <w:r>
-        <w:t xml:space="preserve">“</w:t>
+        <w:t xml:space="preserve">Surface Reflectance measurements are SI traceable (see also</w:t>
+      </w:r>
+      <w:r>
+        <w:t xml:space="preserve"> </w:t>
       </w:r>
       <w:hyperlink w:anchor="sec:meta-trace-sr">
         <w:r>
@@ -5360,9 +5357,6 @@
         </w:r>
       </w:hyperlink>
       <w:r>
-        <w:t xml:space="preserve">”</w:t>
-      </w:r>
-      <w:r>
         <w:t xml:space="preserve">).</w:t>
       </w:r>
     </w:p>
@@ -5531,10 +5525,10 @@
         </w:numPr>
       </w:pPr>
       <w:r>
-        <w:t xml:space="preserve">This is a requirement for SI traceability. See also Section </w:t>
-      </w:r>
-      <w:r>
-        <w:t xml:space="preserve">“</w:t>
+        <w:t xml:space="preserve">This is a requirement for SI traceability. See also</w:t>
+      </w:r>
+      <w:r>
+        <w:t xml:space="preserve"> </w:t>
       </w:r>
       <w:hyperlink w:anchor="sec:meta-trace-sr">
         <w:r>
@@ -5545,9 +5539,6 @@
         </w:r>
       </w:hyperlink>
       <w:r>
-        <w:t xml:space="preserve">”</w:t>
-      </w:r>
-      <w:r>
         <w:t xml:space="preserve">.</w:t>
       </w:r>
     </w:p>
@@ -6256,10 +6247,10 @@
         <w:pStyle w:val="Textkrper"/>
       </w:pPr>
       <w:r>
-        <w:t xml:space="preserve">Relevant metadata must be provided under Section </w:t>
-      </w:r>
-      <w:r>
-        <w:t xml:space="preserve">“</w:t>
+        <w:t xml:space="preserve">Relevant metadata must be provided under</w:t>
+      </w:r>
+      <w:r>
+        <w:t xml:space="preserve"> </w:t>
       </w:r>
       <w:hyperlink w:anchor="sec:meta-geoacc-sr">
         <w:r>
@@ -6270,16 +6261,13 @@
         </w:r>
       </w:hyperlink>
       <w:r>
-        <w:t xml:space="preserve">”</w:t>
-      </w:r>
-      <w:r>
-        <w:t xml:space="preserve"> </w:t>
-      </w:r>
-      <w:r>
-        <w:t xml:space="preserve">and Section </w:t>
-      </w:r>
-      <w:r>
-        <w:t xml:space="preserve">“</w:t>
+        <w:t xml:space="preserve"> </w:t>
+      </w:r>
+      <w:r>
+        <w:t xml:space="preserve">and</w:t>
+      </w:r>
+      <w:r>
+        <w:t xml:space="preserve"> </w:t>
       </w:r>
       <w:hyperlink w:anchor="sec:meta-instru-optical">
         <w:r>
@@ -6290,9 +6278,6 @@
         </w:r>
       </w:hyperlink>
       <w:r>
-        <w:t xml:space="preserve">”</w:t>
-      </w:r>
-      <w:r>
         <w:t xml:space="preserve">.</w:t>
       </w:r>
     </w:p>
@@ -6412,7 +6397,7 @@
         <w:pStyle w:val="FirstParagraph"/>
       </w:pPr>
       <w:r>
-        <w:t xml:space="preserve">The geometric corrections are steps that are taken to place the measurement accurately on the surface of the Earth (that is, to geolocate the measurement) allowing measurements taken through time to be compared.</w:t>
+        <w:t xml:space="preserve">Geometric corrections are steps that are taken to place the measurement accurately on the surface of the Earth (that is, to geolocate the measurement) allowing measurements taken through time to be compared.</w:t>
       </w:r>
       <w:r>
         <w:t xml:space="preserve"> </w:t>
@@ -6510,10 +6495,10 @@
         <w:pStyle w:val="Textkrper"/>
       </w:pPr>
       <w:r>
-        <w:t xml:space="preserve">Relevant metadata must be provided under Section </w:t>
-      </w:r>
-      <w:r>
-        <w:t xml:space="preserve">“</w:t>
+        <w:t xml:space="preserve">Relevant metadata must be provided under</w:t>
+      </w:r>
+      <w:r>
+        <w:t xml:space="preserve"> </w:t>
       </w:r>
       <w:hyperlink w:anchor="sec:meta-geoacc-sr">
         <w:r>
@@ -6524,16 +6509,13 @@
         </w:r>
       </w:hyperlink>
       <w:r>
-        <w:t xml:space="preserve">”</w:t>
-      </w:r>
-      <w:r>
-        <w:t xml:space="preserve"> </w:t>
-      </w:r>
-      <w:r>
-        <w:t xml:space="preserve">and Section </w:t>
-      </w:r>
-      <w:r>
-        <w:t xml:space="preserve">“</w:t>
+        <w:t xml:space="preserve"> </w:t>
+      </w:r>
+      <w:r>
+        <w:t xml:space="preserve">and</w:t>
+      </w:r>
+      <w:r>
+        <w:t xml:space="preserve"> </w:t>
       </w:r>
       <w:hyperlink w:anchor="sec:meta-instru-optical">
         <w:r>
@@ -6544,9 +6526,6 @@
         </w:r>
       </w:hyperlink>
       <w:r>
-        <w:t xml:space="preserve">”</w:t>
-      </w:r>
-      <w:r>
         <w:t xml:space="preserve">.</w:t>
       </w:r>
     </w:p>
@@ -6617,10 +6596,10 @@
         <w:pStyle w:val="Textkrper"/>
       </w:pPr>
       <w:r>
-        <w:t xml:space="preserve">Relevant metadata must be provided under Section </w:t>
-      </w:r>
-      <w:r>
-        <w:t xml:space="preserve">“</w:t>
+        <w:t xml:space="preserve">Relevant metadata must be provided under</w:t>
+      </w:r>
+      <w:r>
+        <w:t xml:space="preserve"> </w:t>
       </w:r>
       <w:hyperlink w:anchor="sec:meta-geoacc-sr">
         <w:r>
@@ -6631,16 +6610,13 @@
         </w:r>
       </w:hyperlink>
       <w:r>
-        <w:t xml:space="preserve">”</w:t>
-      </w:r>
-      <w:r>
-        <w:t xml:space="preserve"> </w:t>
-      </w:r>
-      <w:r>
-        <w:t xml:space="preserve">and Section </w:t>
-      </w:r>
-      <w:r>
-        <w:t xml:space="preserve">“</w:t>
+        <w:t xml:space="preserve"> </w:t>
+      </w:r>
+      <w:r>
+        <w:t xml:space="preserve">and</w:t>
+      </w:r>
+      <w:r>
+        <w:t xml:space="preserve"> </w:t>
       </w:r>
       <w:hyperlink w:anchor="sec:meta-instru-optical">
         <w:r>
@@ -6650,9 +6626,6 @@
           <w:t xml:space="preserve">General Metadata: Instrument</w:t>
         </w:r>
       </w:hyperlink>
-      <w:r>
-        <w:t xml:space="preserve">”</w:t>
-      </w:r>
       <w:r>
         <w:t xml:space="preserve">.</w:t>
       </w:r>
@@ -7597,7 +7570,7 @@
               <w:rPr>
                 <w:rStyle w:val="VerbatimChar"/>
               </w:rPr>
-              <w:t xml:space="preserve">meta-odqual-sr</w:t>
+              <w:t xml:space="preserve">meta-odqual</w:t>
             </w:r>
           </w:p>
         </w:tc>
